--- a/papers/current/Invisible_Ledger_Thesis_Manuscript.docx
+++ b/papers/current/Invisible_Ledger_Thesis_Manuscript.docx
@@ -512,71 +512,6 @@
               <w:rPr>
                 <w:sz w:val="18"/>
               </w:rPr>
-              <w:t>institutional linkage failure</w:t>
-            </w:r>
-          </w:p>
-        </w:tc>
-        <w:tc>
-          <w:tcPr>
-            <w:tcW w:type="dxa" w:w="3024"/>
-          </w:tcPr>
-          <w:p>
-            <w:pPr>
-              <w:spacing w:after="0"/>
-            </w:pPr>
-            <w:r>
-              <w:rPr>
-                <w:sz w:val="18"/>
-              </w:rPr>
-            </w:r>
-            <w:r>
-              <w:rPr>
-                <w:sz w:val="18"/>
-              </w:rPr>
-              <w:t>not yet tested</w:t>
-            </w:r>
-          </w:p>
-        </w:tc>
-      </w:tr>
-      <w:tr>
-        <w:tc>
-          <w:tcPr>
-            <w:tcW w:type="dxa" w:w="3024"/>
-          </w:tcPr>
-          <w:p>
-            <w:pPr>
-              <w:spacing w:after="0"/>
-            </w:pPr>
-            <w:r>
-              <w:rPr>
-                <w:sz w:val="18"/>
-              </w:rPr>
-            </w:r>
-            <w:r>
-              <w:rPr>
-                <w:sz w:val="18"/>
-              </w:rPr>
-              <w:t>H5</w:t>
-            </w:r>
-          </w:p>
-        </w:tc>
-        <w:tc>
-          <w:tcPr>
-            <w:tcW w:type="dxa" w:w="3024"/>
-          </w:tcPr>
-          <w:p>
-            <w:pPr>
-              <w:spacing w:after="0"/>
-            </w:pPr>
-            <w:r>
-              <w:rPr>
-                <w:sz w:val="18"/>
-              </w:rPr>
-            </w:r>
-            <w:r>
-              <w:rPr>
-                <w:sz w:val="18"/>
-              </w:rPr>
               <w:t>measurement choices can alter conclusions</w:t>
             </w:r>
           </w:p>
@@ -615,7 +550,7 @@
         <w:jc w:val="both"/>
       </w:pPr>
       <w:r>
-        <w:t>H1 to H3 and H5 are addressed by the empirical chapters below. H4 is stated as the thesis's forward question: PMK 37/2025 implementation is scheduled for 1 November 2026, so evidence on actual administrative linkage postdates this draft. None of the five is framed as a causal claim.</w:t>
+        <w:t>The thesis tests four hypotheses. A fifth possibility, that platform-held records are not yet administratively linked to seller obligations, is deliberately not advanced as a hypothesis here: testing it needs post-implementation evidence on reporting, identity matching and compliance, and PMK 37/2025 implementation is scheduled for 1 November 2026. Section 7.3 instead assesses what such linkage would require and whether the published architecture is capable of it, which current sources can answer. None of the four is framed as a causal claim.</w:t>
       </w:r>
     </w:p>
     <w:p>
@@ -4050,7 +3985,7 @@
         <w:pStyle w:val="Heading2"/>
       </w:pPr>
       <w:r>
-        <w:t>7.3 The reporting architecture</w:t>
+        <w:t>7.3 What administrative linkage would require</w:t>
       </w:r>
     </w:p>
     <w:p>
@@ -4059,7 +3994,25 @@
         <w:jc w:val="both"/>
       </w:pPr>
       <w:r>
-        <w:t>PMK 37/2025 is the institutional bridge. The verified implementation sequence records marketplace designation on 1 July 2026, collection effective 1 August, postponement through 31 October, and scheduled implementation on 1 November 2026. The regulation establishes a legal architecture built on seller identity, transaction-linked turnover, withholding and reporting — not on platform corporate revenue. Because implementation postdates this draft, the thesis can establish the architecture but not operational matching, compliance, or revenue effects. This is H4, and it is the study's principal forward question.</w:t>
+        <w:t>PMK 37/2025 is the institutional bridge. The verified implementation sequence records marketplace designation on 1 July 2026, collection effective 1 August, postponement through 31 October, and scheduled implementation on 1 November 2026. The regulation builds on seller identity, transaction-linked turnover, withholding and reporting, not on platform corporate revenue.</w:t>
+      </w:r>
+    </w:p>
+    <w:p>
+      <w:pPr>
+        <w:spacing w:after="120"/>
+        <w:jc w:val="both"/>
+      </w:pPr>
+      <w:r>
+        <w:t>A record becomes administratively usable only after four steps: the platform holds it; a seller identity is attached; it is transmitted to the Directorate General of Taxes; and it is matched to a taxpayer record. The wedge measured here establishes only the first. What can be assessed from published sources is whether the architecture is capable of the remaining three, and three observations follow. First, designation is by marketplace operator, so coverage is bounded by the designated set rather than by all platform-mediated commerce, and the channel result above puts 98.46 percent of the 2023-2024 increase outside the marketplace component that designation reaches. Second, matching depends on seller tax identity, which the regulation requires but which the largely micro population documented by BPS may not uniformly hold. Third, the postponement through 31 October 2026 is itself evidence that operational readiness, rather than legal authority, is the binding constraint.</w:t>
+      </w:r>
+    </w:p>
+    <w:p>
+      <w:pPr>
+        <w:spacing w:after="120"/>
+        <w:jc w:val="both"/>
+      </w:pPr>
+      <w:r>
+        <w:t>The thesis therefore establishes the architecture and its coverage boundary, and stops there. Whether linkage delivers reporting, matching and compliance effects is an empirical question that post-implementation data from November 2026 onward can answer. It is recorded in Section 9.4 as a limitation and as the natural next study rather than claimed here.</w:t>
       </w:r>
     </w:p>
     <w:p>

--- a/papers/current/Invisible_Ledger_Thesis_Manuscript.docx
+++ b/papers/current/Invisible_Ledger_Thesis_Manuscript.docx
@@ -2156,7 +2156,16 @@
         <w:jc w:val="both"/>
       </w:pPr>
       <w:r>
-        <w:t>The final row sums three documented cases under mixed evidence classes and is not an Indonesia-wide estimate. One-at-a-time parameter variation moves the combined wedge between approximately US$37.65 billion and US$42.49 billion; leave-one-platform-out calculations give approximately US$35.29 billion, US$24.14 billion and US$20.70 billion. The large transaction–revenue gap does not depend on any single case.</w:t>
+        <w:t>The final row sums three documented cases under mixed evidence classes and is not an Indonesia-wide estimate; it is reported to establish order of magnitude, not to rank the platforms against one another. The dispersion across cases is itself informative. Tokopedia, the only directly Indonesia-aligned pair, shows an Ecosystem Ratio of 39.296, while Grab Indonesia shows 7.895 and Shopee Indonesia 9.000. That spread is not a measurement error: it reflects genuinely different business models. A marketplace that books only commission and advertising against third-party merchant sales will mechanically show a far higher ratio than a mobility and delivery platform that recognises a larger share of each transaction, or than a platform whose revenue includes first-party retail. The ratio therefore measures where a platform sits on the gross-versus-net recognition spectrum, and is comparable within a series over time rather than across business models at a point in time.</w:t>
+      </w:r>
+    </w:p>
+    <w:p>
+      <w:pPr>
+        <w:spacing w:after="120"/>
+        <w:jc w:val="both"/>
+      </w:pPr>
+      <w:r>
+        <w:t>Three sensitivity exercises bound the FY2023 figure. One-at-a-time parameter variation across the derived inputs moves the combined wedge between approximately US$37.65 billion and US$42.49 billion, a range of roughly 12 percent around the central figure. Leave-one-platform-out calculations give approximately US$35.29 billion, US$24.14 billion and US$20.70 billion, so no single case carries the result even though Tokopedia and Shopee are individually large. And because two of the three cases require a derived or externally estimated component, the direct-pair subtotal -- Tokopedia alone at US$15.926 billion -- is reported as the floor that rests on no reconstruction at all.</w:t>
       </w:r>
     </w:p>
     <w:p>
@@ -2861,7 +2870,7 @@
         <w:pStyle w:val="Heading2"/>
       </w:pPr>
       <w:r>
-        <w:t>5.1 Reconciling a divergence: Tokopedia FY2022–FY2023</w:t>
+        <w:t>5.1 Reconciling a divergence: Tokopedia FY2022-FY2023</w:t>
       </w:r>
     </w:p>
     <w:p>
@@ -2870,7 +2879,16 @@
         <w:jc w:val="both"/>
       </w:pPr>
       <w:r>
-        <w:t xml:space="preserve">Tokopedia provides the cleanest mechanism case. Transaction value falls </w:t>
+        <w:t>The longitudinal result establishes that transaction value and revenue move apart. It does not by itself say why. Tokopedia FY2022-FY2023 is the cleanest case for answering that, because it is the only directly Indonesia-aligned segment pair in the inventory and because the divergence runs in the counter-intuitive direction: transaction value falls while revenue rises sharply.</w:t>
+      </w:r>
+    </w:p>
+    <w:p>
+      <w:pPr>
+        <w:spacing w:after="120"/>
+        <w:jc w:val="both"/>
+      </w:pPr>
+      <w:r>
+        <w:t xml:space="preserve">Transaction value falls </w:t>
       </w:r>
       <w:r>
         <w:rPr>
@@ -2888,7 +2906,7 @@
         <w:t>53.20 percent</w:t>
       </w:r>
       <w:r>
-        <w:t xml:space="preserve">. Of the arithmetic increase in net revenue, </w:t>
+        <w:t xml:space="preserve">. A naive reading would treat that as a platform growing strongly in a shrinking market. The disclosed components say something narrower. Of the arithmetic increase in net revenue, </w:t>
       </w:r>
       <w:r>
         <w:rPr>
@@ -2906,7 +2924,16 @@
         <w:t>39.44 percent</w:t>
       </w:r>
       <w:r>
-        <w:t xml:space="preserve"> with higher gross revenue. This reconciles the divergence against disclosed components without asserting causality: the decomposition is arithmetic, and incentive policy is itself a managerial choice rather than an exogenous treatment.</w:t>
+        <w:t xml:space="preserve"> with higher gross revenue. Net revenue is gross revenue less incentives, so a reduction in promotional spending raises net revenue without any corresponding increase in commerce facilitated. The larger part of the revenue improvement is therefore a change in how much of the transaction the platform retains, not a change in how much transaction there is.</w:t>
+      </w:r>
+    </w:p>
+    <w:p>
+      <w:pPr>
+        <w:spacing w:after="120"/>
+        <w:jc w:val="both"/>
+      </w:pPr>
+      <w:r>
+        <w:t>Three points bound this reading. The decomposition is arithmetic: it allocates a disclosed change across disclosed components and does not identify a causal effect of incentive policy on revenue. Incentive spending is itself a managerial choice, plausibly responding to the same competitive conditions that moved transaction value, so the two are not independent. And the exercise is available only where an issuer discloses the components separately, which is why it is presented as a mechanism illustration rather than as a systematic decomposition across the sample. What it establishes is sufficient for the thesis's purpose: at least some movement in the wedge is traceable to identifiable accounting choices rather than being an unexplained residual.</w:t>
       </w:r>
     </w:p>
     <w:p>
@@ -3545,7 +3572,52 @@
         <w:t>98.46 percent</w:t>
       </w:r>
       <w:r>
-        <w:t xml:space="preserve"> of the nominal increase falls outside the marketplace component that platform accounts observe. This is the single most consequential aggregate result in the thesis: it locates the growth outside exactly the channel the issuer evidence measures.</w:t>
+        <w:t xml:space="preserve"> of the nominal increase falls outside the marketplace component that platform accounts observe.</w:t>
+      </w:r>
+    </w:p>
+    <w:p>
+      <w:pPr>
+        <w:spacing w:after="120"/>
+        <w:jc w:val="both"/>
+      </w:pPr>
+      <w:r>
+        <w:t xml:space="preserve">This is the single most consequential aggregate result in the thesis, and it cuts against the framing the issuer evidence might otherwise invite. The platform chapters measure marketplace activity carefully and find a large wedge inside it. The national statistics then say that marketplace activity is where Indonesian e-commerce growth is </w:t>
+      </w:r>
+      <w:r>
+        <w:rPr>
+          <w:i/>
+        </w:rPr>
+        <w:t>not</w:t>
+      </w:r>
+      <w:r>
+        <w:t xml:space="preserve"> happening. Both can be true: the wedge is a statement about the relationship between transaction value and revenue within observed platforms, while the channel split is a statement about where aggregate commerce is expanding. Read together they imply that platform accounts are becoming a narrower window onto national e-commerce, not a wider one.</w:t>
+      </w:r>
+    </w:p>
+    <w:p>
+      <w:pPr>
+        <w:spacing w:after="120"/>
+        <w:jc w:val="both"/>
+      </w:pPr>
+      <w:r>
+        <w:t xml:space="preserve">Two cautions apply. BPS sales-media categories rest on a question allowing multiple responses, so the channel decomposition of </w:t>
+      </w:r>
+      <w:r>
+        <w:rPr>
+          <w:i/>
+        </w:rPr>
+        <w:t>value</w:t>
+      </w:r>
+      <w:r>
+        <w:t xml:space="preserve"> and the multiple-response channel </w:t>
+      </w:r>
+      <w:r>
+        <w:rPr>
+          <w:i/>
+        </w:rPr>
+        <w:t>use</w:t>
+      </w:r>
+      <w:r>
+        <w:t xml:space="preserve"> figures are different objects and are not mixed here. And the 2024 marketplace amount comes from a BPS directorate presentation rather than the main publication; it reconciles to the published 15.79 percent share (Rp203.58T / Rp1,288.93T = 15.7945 percent), which is why the direct amount is preferred over reconstructing from the rounded share.</w:t>
       </w:r>
     </w:p>
     <w:p>
@@ -4850,7 +4922,7 @@
         <w:t>48 matched issuer-years for 8 non-Indonesian platform businesses</w:t>
       </w:r>
       <w:r>
-        <w:t xml:space="preserve"> — eBay, Etsy, Shopify, Jumia, Zalando, Rakuten, Mercado Libre and Sea — the transaction–revenue boundary appears under distinct business models. Of 40 annual transitions, 29 meet the clean-scope requirement; 4 of those show opposite-direction movement, at a median absolute growth divergence of </w:t>
+        <w:t xml:space="preserve"> -- eBay, Etsy, Shopify, Jumia, Zalando, Rakuten, Mercado Libre and Sea -- the transaction-revenue boundary appears under distinct business models. Of 40 annual transitions, 29 meet the clean-scope requirement; 4 of those show opposite-direction movement, at a median absolute growth divergence of </w:t>
       </w:r>
       <w:r>
         <w:rPr>
@@ -4859,7 +4931,25 @@
         <w:t>7.10 pp</w:t>
       </w:r>
       <w:r>
-        <w:t>. This is external corroboration that the measured boundary is a general feature of platform accounting. It is not an Indonesia observation, not a representative global panel, and is never pooled with the main sample.</w:t>
+        <w:t>.</w:t>
+      </w:r>
+    </w:p>
+    <w:p>
+      <w:pPr>
+        <w:spacing w:after="120"/>
+        <w:jc w:val="both"/>
+      </w:pPr>
+      <w:r>
+        <w:t>Two features of that summary matter more than the headline. First, the clean-scope filter removes 11 of 40 transitions -- roughly a quarter -- because acquisitions, reporting-perimeter changes or restatements make the year-on-year pair non-comparable. The same defect that forces the evidence-tier design in the Indonesian sample therefore recurs in mature, well-resourced global issuers, which suggests it is a structural feature of platform disclosure rather than a weakness peculiar to Indonesian filings. Second, the median clean divergence of 7.10 pp is far below the Indonesian figure, while the maximum reaches 2734 pp. The global distribution is thus much more dispersed than any single summary conveys, and the Indonesian series sit toward its upper end rather than outside it.</w:t>
+      </w:r>
+    </w:p>
+    <w:p>
+      <w:pPr>
+        <w:spacing w:after="120"/>
+        <w:jc w:val="both"/>
+      </w:pPr>
+      <w:r>
+        <w:t>This module is external corroboration that the measured boundary is a general feature of platform accounting rather than an artefact of Indonesian reporting practice. It is not an Indonesia observation, not a representative global panel, and is never pooled with the main sample.</w:t>
       </w:r>
     </w:p>
     <w:p>
@@ -5247,7 +5337,34 @@
         <w:jc w:val="both"/>
       </w:pPr>
       <w:r>
-        <w:t>Indonesian platforms process transaction value far in excess of the revenue they recognise, that gap moves over time in ways disclosed accounting components can partly explain, and the national statistics locate most e-commerce growth outside the marketplace channel that platform accounts observe. Measured carefully, the invisible wedge is an accounting boundary rather than a hidden economy — but it is the boundary at which a platform's own records stop being visible in its revenue line, which is precisely where a reporting architecture like PMK 37/2025 has to operate. Whether those records become administratively usable is the question the next stage of this work takes up.</w:t>
+        <w:t>This thesis set out to measure how large the invisible wedge is in Indonesia, how it changes, and what explains those changes. On the first question, the documented FY2023 cases imply a wedge of US$40.07 billion at an Ecosystem Ratio of 12.671: for every dollar these platforms recognised as revenue, roughly 13 dollars of transaction value passed through their systems without becoming platform revenue. On the second, the boundary is not a fixed platform characteristic. Within-series growth in transaction value and revenue diverges by a median of 42.02 percentage points across the all-tier inventory, with sign reversals that survive every robustness construction attempted. On the third, the Tokopedia reconciliation shows that such movements are at least partly explicable from disclosed components: a 53.20 percent rise in net segment revenue against an 8.90 percent decline in transaction value resolves into lower customer incentives and higher gross revenue in a 60.56 to 39.44 split.</w:t>
+      </w:r>
+    </w:p>
+    <w:p>
+      <w:pPr>
+        <w:spacing w:after="120"/>
+        <w:jc w:val="both"/>
+      </w:pPr>
+      <w:r>
+        <w:t>The contribution is a measurement one. The Ecosystem Ratio is constructed here rather than adopted, and the evidence-tier design is what makes it usable: by keeping direct, scope-pending and conditional observations separate rather than pooling them into a single headline, the thesis reports a defensible measurement under an explicit admission rule instead of an indefensible one under a hidden rule. That discipline costs statistical power and is the reason the results are presented as descriptive diagnostics rather than population estimates.</w:t>
+      </w:r>
+    </w:p>
+    <w:p>
+      <w:pPr>
+        <w:spacing w:after="120"/>
+        <w:jc w:val="both"/>
+      </w:pPr>
+      <w:r>
+        <w:t>The wider evidence changes where the question points. Indonesian e-commerce grew 17.08 percent between 2023 and 2024, but the marketplace component grew only 1.45 percent, so approximately 98.46 percent of the nominal increase fell outside the channel that platform accounts observe. Payment traces expanded faster still, with QRIS transaction value rising 186.98 percent over the same period. Read together, these say that the activity platform accounting makes visible is a shrinking share of the activity that is actually happening, and that the abundance of digital traces is not the same thing as the measurability of commerce.</w:t>
+      </w:r>
+    </w:p>
+    <w:p>
+      <w:pPr>
+        <w:spacing w:after="120"/>
+        <w:jc w:val="both"/>
+      </w:pPr>
+      <w:r>
+        <w:t>Measured carefully, then, the invisible wedge is an accounting boundary rather than a hidden economy. It is not profit, not taxable income, and not missing output, and this thesis claims none of those things. But it is the precise point at which a platform's own transaction records stop being visible in its revenue line, and that is exactly where a seller-linked reporting architecture such as PMK 37/2025 has to operate. The analysis in Section 7.3 suggests that architecture faces a coverage problem independent of how well it is implemented, because designation reaches marketplace operators while most of the measured growth sits outside that component. Whether the regime can nonetheless deliver reporting, matching and compliance is the question that post-implementation evidence from November 2026 onward will be able to answer, and it is the natural continuation of this work.</w:t>
       </w:r>
     </w:p>
     <w:p>

--- a/papers/current/Invisible_Ledger_Thesis_Manuscript.docx
+++ b/papers/current/Invisible_Ledger_Thesis_Manuscript.docx
@@ -1375,7 +1375,7 @@
         <w:t>17 candidate platform-year levels</w:t>
       </w:r>
       <w:r>
-        <w:t xml:space="preserve"> across five series from FY2019 to FY2025. Under the </w:t>
+        <w:t xml:space="preserve"> across five series from FY2020 to FY2025. Under the </w:t>
       </w:r>
       <w:r>
         <w:rPr>

--- a/papers/current/Invisible_Ledger_Thesis_Manuscript.docx
+++ b/papers/current/Invisible_Ledger_Thesis_Manuscript.docx
@@ -63,7 +63,16 @@
         <w:jc w:val="both"/>
       </w:pPr>
       <w:r>
-        <w:t xml:space="preserve">Digital platforms process far more transaction value than they recognise as their own revenue. I call that difference the </w:t>
+        <w:t>Southeast Asia's digital economy grew from US$100 billion in gross transaction value in 2020 to US$263 billion in 2024 (Google, Temasek and Bain 2020, 2024; reported there as gross merchandise value). The figures used to describe that growth come from three kinds of record: platform accounts, which report what platforms earn; e-commerce and marketplace statistics, which report sales through particular channels; and payment statistics, which report the value moving through digital payment systems. They are commonly used as interchangeable measures of the same activity. This thesis argues that they are not interchangeable, and that treating them as such produces systematically wrong measurement of platform economies.</w:t>
+      </w:r>
+    </w:p>
+    <w:p>
+      <w:pPr>
+        <w:spacing w:after="120"/>
+        <w:jc w:val="both"/>
+      </w:pPr>
+      <w:r>
+        <w:t xml:space="preserve">Suppose a platform processes 100 units of transaction value and recognises 10 as revenue. The other 90 units are recorded in the platform's systems as merchant receipts, driver payouts, inventory costs and other pass-through payments, and never appear as platform revenue. An analyst sizing the platform from its accounts sees 10; an analyst sizing it from its transaction data sees 100. I call the difference the </w:t>
       </w:r>
       <w:r>
         <w:rPr>
@@ -72,34 +81,7 @@
         <w:t>invisible wedge</w:t>
       </w:r>
       <w:r>
-        <w:t xml:space="preserve">. For a matched platform scope and period, the absolute wedge is </w:t>
-      </w:r>
-      <w:r>
-        <w:rPr>
-          <w:i/>
-        </w:rPr>
-        <w:t>W = V − R</w:t>
-      </w:r>
-      <w:r>
-        <w:t xml:space="preserve">, where </w:t>
-      </w:r>
-      <w:r>
-        <w:rPr>
-          <w:i/>
-        </w:rPr>
-        <w:t>V</w:t>
-      </w:r>
-      <w:r>
-        <w:t xml:space="preserve"> is transaction value and </w:t>
-      </w:r>
-      <w:r>
-        <w:rPr>
-          <w:i/>
-        </w:rPr>
-        <w:t>R</w:t>
-      </w:r>
-      <w:r>
-        <w:t xml:space="preserve"> is platform-recognised revenue, and the </w:t>
+        <w:t xml:space="preserve">, and I measure it relative to platform revenue with the </w:t>
       </w:r>
       <w:r>
         <w:rPr>
@@ -108,16 +90,7 @@
         <w:t>Ecosystem Ratio</w:t>
       </w:r>
       <w:r>
-        <w:t xml:space="preserve"> </w:t>
-      </w:r>
-      <w:r>
-        <w:rPr>
-          <w:i/>
-        </w:rPr>
-        <w:t>E = (V − R)/R</w:t>
-      </w:r>
-      <w:r>
-        <w:t xml:space="preserve"> expresses the same boundary relative to revenue. The Ecosystem Ratio is constructed for this study rather than adopted from prior work.</w:t>
+        <w:t>, a measure constructed for this study.</w:t>
       </w:r>
     </w:p>
     <w:p>
@@ -126,7 +99,7 @@
         <w:jc w:val="both"/>
       </w:pPr>
       <w:r>
-        <w:t>Suppose a platform processes 100 units of transaction value and recognises 10 as revenue. The remaining 90 units are recorded inside the platform but are not platform revenue: they are merchant receipts, driver payouts, inventory cost, taxes paid elsewhere and other pass-through payments. The thesis measures that accounting boundary. It does not assume the residual is profit, taxable income, or unpaid tax.</w:t>
+        <w:t>In Indonesia the gap is both large and unstable. In FY2023, three documented platform cases processed US$43.23 billion of transaction value against US$3.16 billion of recognised revenue, a ratio of 13.7 to 1 and a wedge of US$40.07 billion, equivalent to 2.9 percent of GDP. Within platform series, revenue grew faster than transaction value in 10 of 12 annual transitions, so platform revenue overstates the growth of the commerce it comes from while understating its level. National statistics place 98.5 percent of Indonesia's 2023-2024 e-commerce growth outside the marketplace channel that platform accounts describe, and digital payment value grew up to 11 times as fast as e-commerce value over the same year.</w:t>
       </w:r>
     </w:p>
     <w:p>
@@ -135,43 +108,7 @@
         <w:jc w:val="both"/>
       </w:pPr>
       <w:r>
-        <w:t xml:space="preserve">For FY2023, three documented Indonesian platform cases imply a combined wedge of approximately </w:t>
-      </w:r>
-      <w:r>
-        <w:rPr>
-          <w:b/>
-        </w:rPr>
-        <w:t>US$40.07 billion</w:t>
-      </w:r>
-      <w:r>
-        <w:t xml:space="preserve"> at an Ecosystem Ratio of </w:t>
-      </w:r>
-      <w:r>
-        <w:rPr>
-          <w:b/>
-        </w:rPr>
-        <w:t>12.671</w:t>
-      </w:r>
-      <w:r>
-        <w:t xml:space="preserve">, about </w:t>
-      </w:r>
-      <w:r>
-        <w:rPr>
-          <w:b/>
-        </w:rPr>
-        <w:t>2.9 percent</w:t>
-      </w:r>
-      <w:r>
-        <w:t xml:space="preserve"> of Indonesia's 2023 nominal GDP of US$1.371 trillion. That comparison is a scale reference only: the wedge is transaction value outside platform revenue, not value added, and therefore not a component of GDP.</w:t>
-      </w:r>
-    </w:p>
-    <w:p>
-      <w:pPr>
-        <w:spacing w:after="120"/>
-        <w:jc w:val="both"/>
-      </w:pPr>
-      <w:r>
-        <w:t>"Invisible" does not mean concealed. A platform may hold seller- and worker-linked transaction records even where those records do not enter routine third-party income reporting. The wedge measures the transaction–revenue boundary; whether the underlying records are transmitted and usable outside the platform is a separate, institutional question this thesis treats as evidence rather than assumption.</w:t>
+        <w:t>The wedge is invisible in a specific sense. Platforms hold detailed, seller-linked records of the full transaction value, but only the revenue share reaches their financial statements, and the transaction records themselves do not routinely enter third-party income reporting. Indonesia's Regulation PMK 37/2025 is the first attempt to route those records to the tax authority, and Section 7.3 shows how small a part of the activity its design can reach.</w:t>
       </w:r>
     </w:p>
     <w:p>
@@ -192,7 +129,7 @@
         <w:rPr>
           <w:i/>
         </w:rPr>
-        <w:t>How large is the invisible wedge in Indonesia, how does it change over time, and what explains those changes?</w:t>
+        <w:t>How large is the gap between the commerce Indonesian platforms carry and the revenue their accounts record, how does it move over time, and what does it imply for how the digital economy is measured?</w:t>
       </w:r>
     </w:p>
     <w:p>
@@ -317,7 +254,7 @@
               <w:rPr>
                 <w:sz w:val="18"/>
               </w:rPr>
-              <w:t>transaction and revenue growth can diverge</w:t>
+              <w:t>Platform revenue is not a stable proxy for platform commerce: the ratio of transaction value to revenue moves materially within the same platform over time.</w:t>
             </w:r>
           </w:p>
         </w:tc>
@@ -338,7 +275,7 @@
               <w:rPr>
                 <w:sz w:val="18"/>
               </w:rPr>
-              <w:t>supported in candidate inventory not final sample</w:t>
+              <w:t>Supported. Revenue outgrows transaction value in 10 of 12 within-series transitions; median divergence 42.02 pp. Survives log growth (36.64), removal of the largest transition (29.34 pp) and exclusion of any single series.</w:t>
             </w:r>
           </w:p>
         </w:tc>
@@ -382,7 +319,7 @@
               <w:rPr>
                 <w:sz w:val="18"/>
               </w:rPr>
-              <w:t>aggregate growth partly reflects more businesses</w:t>
+              <w:t>Indonesian e-commerce growth is driven by the entry of new businesses rather than by higher value per business.</w:t>
             </w:r>
           </w:p>
         </w:tc>
@@ -403,7 +340,7 @@
               <w:rPr>
                 <w:sz w:val="18"/>
               </w:rPr>
-              <w:t>supported for 2022 2024 aggregate decomposition</w:t>
+              <w:t>Supported. The business-count term accounts for 90.29% of the 2023-2024 increase in e-commerce value, and 70.95% under the conflicting BPS business count.</w:t>
             </w:r>
           </w:p>
         </w:tc>
@@ -447,7 +384,7 @@
               <w:rPr>
                 <w:sz w:val="18"/>
               </w:rPr>
-              <w:t>marketplace participation predicts financial recordkeeping</w:t>
+              <w:t>Marketplace participation is associated with financial recordkeeping.</w:t>
             </w:r>
           </w:p>
         </w:tc>
@@ -468,7 +405,7 @@
               <w:rPr>
                 <w:sz w:val="18"/>
               </w:rPr>
-              <w:t>associated in published business level evidence not validated by province aggregates</w:t>
+              <w:t>Supported in BPS business-level evidence. The within-province change is weaker (r = 0.309, p = 0.066) and is tested further in this thesis.</w:t>
             </w:r>
           </w:p>
         </w:tc>
@@ -512,7 +449,7 @@
               <w:rPr>
                 <w:sz w:val="18"/>
               </w:rPr>
-              <w:t>measurement choices can alter conclusions</w:t>
+              <w:t>Platform revenue, marketplace statistics and payment data are not interchangeable measures of digital commerce, and substituting one for another misstates its scale and location.</w:t>
             </w:r>
           </w:p>
         </w:tc>
@@ -533,7 +470,7 @@
               <w:rPr>
                 <w:sz w:val="18"/>
               </w:rPr>
-              <w:t>supported by existing measurement modules</w:t>
+              <w:t>Supported. FY2023 transaction value is 13.7 times revenue; 98.46% of 2023-2024 e-commerce growth falls outside the marketplace channel; payment value grew 1.8-11 times as fast as e-commerce value.</w:t>
             </w:r>
           </w:p>
         </w:tc>
@@ -550,7 +487,7 @@
         <w:jc w:val="both"/>
       </w:pPr>
       <w:r>
-        <w:t>The thesis tests four hypotheses. A fifth possibility, that platform-held records are not yet administratively linked to seller obligations, is deliberately not advanced as a hypothesis here: testing it needs post-implementation evidence on reporting, identity matching and compliance, and PMK 37/2025 implementation is scheduled for 1 November 2026. Section 7.3 instead assesses what such linkage would require and whether the published architecture is capable of it, which current sources can answer. None of the four is framed as a causal claim.</w:t>
+        <w:t>H4 is the central claim of the thesis, and H1 to H3 establish the mechanisms behind it. Whether platform records become administratively usable once PMK 37/2025 takes effect on 1 November 2026 depends on post-implementation evidence; Section 7.3 addresses it through the design of the regime.</w:t>
       </w:r>
     </w:p>
     <w:p>
@@ -575,7 +512,7 @@
         <w:jc w:val="both"/>
       </w:pPr>
       <w:r>
-        <w:t>Multisided-platform theory explains why platform revenue need not move proportionally with the transaction value a platform coordinates (Rochet and Tirole 2003; Caillaud and Jullien 2003; Parker and Van Alstyne 2005; Armstrong 2006; Hagiu and Wright 2015; Evans and Schmalensee 2016). Accounting then determines how much facilitated commerce becomes recognised revenue: principal–agent treatment under IFRS 15, customer incentives, service mix, acquisitions and reporting perimeter can all move revenue without an equivalent change in underlying commerce. De Franco, Kothari and Verdi (2011) establish why comparability of accounting bases matters when users interpret such differences.</w:t>
+        <w:t>Multisided-platform theory explains why a platform's revenue need not track the transaction value it coordinates (Rochet and Tirole 2003; Caillaud and Jullien 2003; Parker and Van Alstyne 2005; Armstrong 2006; Hagiu and Wright 2015; Evans and Schmalensee 2016). Accounting determines how much of that value becomes revenue: principal-agent treatment under IFRS 15 (International Accounting Standards Board 2014), customer incentives, service mix, acquisitions and reporting perimeter all move revenue independently of the underlying commerce. De Franco, Kothari and Verdi (2011) show why comparable accounting bases matter when users interpret such movements. What this literature has not done is measure how large and how unstable the resulting gap is within a single economy over time.</w:t>
       </w:r>
     </w:p>
     <w:p>
@@ -592,7 +529,7 @@
         <w:jc w:val="both"/>
       </w:pPr>
       <w:r>
-        <w:t>Platform participants occupy an unusual position: their transactions are priced, recorded and settled through a formal intermediary while the participants themselves may be self-employed, unregistered, below filing thresholds, or outside any automatic reporting channel. The object measured here is therefore not the shadow economy as conventionally defined (La Porta and Shleifer 2014; Ulyssea 2018; Medina and Schneider 2019). Digital records nevertheless carry economic information where conventional records are thin (Berg et al. 2020), and platform-mediated work leaves observable financial and administrative traces (Barrios, Hochberg and Yi 2022; Denes, Lagaras and Tsoutsoura 2025).</w:t>
+        <w:t>Platform participants occupy an unusual position: their transactions are priced, recorded and settled through a formal intermediary while the participants themselves may be self-employed, unregistered or below filing thresholds. That places the invisible wedge outside the shadow-economy framework of the informality literature (La Porta and Shleifer 2014; Ulyssea 2018; Medina and Schneider 2019), because the activity is fully recorded; it is simply recorded somewhere other than where it is measured. Such digital records carry economic information even where conventional records are thin (Berg et al. 2020), and platform-mediated work leaves observable financial and administrative traces (Barrios, Hochberg and Yi 2022; Denes, Lagaras and Tsoutsoura 2025).</w:t>
       </w:r>
     </w:p>
     <w:p>
@@ -601,7 +538,7 @@
         <w:jc w:val="both"/>
       </w:pPr>
       <w:r>
-        <w:t>A central public-finance result is that third-party information changes compliance and enforcement (Kleven et al. 2011; Pomeranz 2015; Naritomi 2019; Kleven, Kreiner and Saez 2016; Slemrod 2019). The OECD Model Rules and the European Union's DAC7 regime are the closest policy precedents; Indonesia's PMK 37/2025 applies the same logic through seller identification, transaction-linked reporting and marketplace withholding.</w:t>
+        <w:t>A central public-finance result is that third-party information materially changes compliance and enforcement (Kleven et al. 2011; Pomeranz 2015; Naritomi 2019; Kleven, Kreiner and Saez 2016; Slemrod 2019). The OECD Model Rules and the European Union's DAC7 regime put that result into practice for platforms, and Indonesia's PMK 37/2025 applies the same logic through seller identification, transaction-linked reporting and marketplace withholding.</w:t>
       </w:r>
     </w:p>
     <w:p>
@@ -618,25 +555,7 @@
         <w:jc w:val="both"/>
       </w:pPr>
       <w:r>
-        <w:t xml:space="preserve">National-accounting frameworks address the same boundary from the measurement side. Official guidance separates the underlying buyer–seller transaction from the intermediation service the platform provides, and rejects treating gross transaction value as value added or as an alternative output measure (Ahmad and Schreyer 2016; International Monetary Fund 2018; OECD 2023; United Nations et al. 2025). This literature establishes what the wedge is </w:t>
-      </w:r>
-      <w:r>
-        <w:rPr>
-          <w:b/>
-        </w:rPr>
-        <w:t>not</w:t>
-      </w:r>
-      <w:r>
-        <w:t xml:space="preserve">, and is why the thesis treats </w:t>
-      </w:r>
-      <w:r>
-        <w:rPr>
-          <w:i/>
-        </w:rPr>
-        <w:t>V − R</w:t>
-      </w:r>
-      <w:r>
-        <w:t xml:space="preserve"> as an accounting boundary rather than unmeasured output.</w:t>
+        <w:t>Digital-economy measurement frameworks recognise the same boundary from the national-accounting side. Official guidance separates the buyer-seller transaction from the intermediation service the platform provides, and treats only the service as the platform's output (Ahmad and Schreyer 2016; International Monetary Fund 2018; OECD 2023; United Nations et al. 2025). The frameworks are clear in principle, yet the indicators most often quoted for the digital economy, gross merchandise value, platform revenue and payment volume, each sit on a different side of that line. This thesis takes the frameworks' distinction seriously and measures what happens when those indicators are set against one another.</w:t>
       </w:r>
     </w:p>
     <w:p>
@@ -653,7 +572,7 @@
         <w:jc w:val="both"/>
       </w:pPr>
       <w:r>
-        <w:t>The literature explains why transaction value can exceed platform revenue, why accounting moves the two apart, and why third-party records matter for administration. What is missing is a longitudinal, source-auditable account for a single market that measures the wedge, explains why it moves, and then asks where the wider activity and its records appear beyond platform revenue.</w:t>
+        <w:t>The literature explains why transaction value can exceed platform revenue and why accounting moves the two apart. It has not measured the gap longitudinally for one economy, traced its movements to disclosed components, or tested how far the standard indicators of digital commerce depart from one another, and this thesis does all three for Indonesia.</w:t>
       </w:r>
     </w:p>
     <w:p>
@@ -732,7 +651,7 @@
         <w:t>W</w:t>
       </w:r>
       <w:r>
-        <w:t xml:space="preserve"> is the absolute wedge, </w:t>
+        <w:t xml:space="preserve"> is the absolute wedge; </w:t>
       </w:r>
       <w:r>
         <w:rPr>
@@ -741,7 +660,7 @@
         <w:t>E</w:t>
       </w:r>
       <w:r>
-        <w:t xml:space="preserve"> the Ecosystem Ratio, and </w:t>
+        <w:t xml:space="preserve">, the Ecosystem Ratio, measures the wedge per unit of platform revenue; and </w:t>
       </w:r>
       <w:r>
         <w:rPr>
@@ -750,16 +669,16 @@
         <w:t>D</w:t>
       </w:r>
       <w:r>
-        <w:t xml:space="preserve"> the annual growth divergence. A higher </w:t>
+        <w:t xml:space="preserve"> is the annual growth divergence. A negative </w:t>
       </w:r>
       <w:r>
         <w:rPr>
           <w:i/>
         </w:rPr>
-        <w:t>E</w:t>
+        <w:t>D</w:t>
       </w:r>
       <w:r>
-        <w:t xml:space="preserve"> means more transaction value sits outside platform revenue per unit of revenue; it does not by itself imply participant profit, taxable income, value added, non-compliance or tax due. Gross transaction value (GTV) is the common label throughout; issuers use GMV or TPV for the same quantity and those source labels are retained in the empirical files rather than treated as interchangeable.</w:t>
+        <w:t xml:space="preserve"> means platform revenue is growing faster than the commerce behind it. Gross transaction value (GTV) is the common label throughout; issuers use GMV or TPV for the same quantity, and those source labels are retained in the empirical files.</w:t>
       </w:r>
     </w:p>
     <w:p>
@@ -784,7 +703,7 @@
         <w:jc w:val="both"/>
       </w:pPr>
       <w:r>
-        <w:t>A platform-period is eligible only when transaction value and revenue cover the same period; geography and business scope can be evaluated; units and definitions are known; derived inputs trace to source; and structural breaks or revised reporting bases are flagged. Repeated publication vintages of the same underlying period are not counted as independent observations.</w:t>
+        <w:t>A platform-period is eligible only when transaction value and revenue cover the same period; geography and business scope can be evaluated; units and definitions are known; derived inputs trace to source; and structural breaks or revised reporting bases are flagged. Repeated publication vintages of the same underlying period count once.</w:t>
       </w:r>
     </w:p>
     <w:p>
@@ -1393,7 +1312,7 @@
         <w:t>11 levels</w:t>
       </w:r>
       <w:r>
-        <w:t xml:space="preserve"> enter the main sample. Tokopedia is the strongest Indonesia-aligned segment but is not a literal country line; Blibli 3P Retail includes online travel; Bukalapak reports at Group scope with overseas operations; Grab and Shopee each require a derived or externally estimated country component. Tokopedia FY2021 and Bukalapak FY2024 are excluded because transaction and revenue periods do not match.</w:t>
+        <w:t xml:space="preserve"> enter the main sample. The design manages a trade-off: only two levels come from a directly Indonesia-aligned segment, while the larger tiers carry more observations under wider scope. Tokopedia is the strongest Indonesia-aligned series; Blibli 3P Retail includes online travel; Bukalapak reports at Group scope with overseas operations; and Grab and Shopee each require a derived or externally estimated country component. Tokopedia FY2021 and Bukalapak FY2024 are excluded because their transaction and revenue periods do not match.</w:t>
       </w:r>
     </w:p>
     <w:p>
@@ -1402,16 +1321,7 @@
         <w:jc w:val="both"/>
       </w:pPr>
       <w:r>
-        <w:t xml:space="preserve">Three counts are intentionally different and are never collapsed into one </w:t>
-      </w:r>
-      <w:r>
-        <w:rPr>
-          <w:i/>
-        </w:rPr>
-        <w:t>N</w:t>
-      </w:r>
-      <w:r>
-        <w:t>: the all-tier inventory holds 17 retained levels; the executed direct tiers hold 11 levels; and the broader direct-candidate sensitivity holds 13 periods, including a Blibli FY2020 prospectus observation, yielding 9 annual transitions.</w:t>
+        <w:t>Three counts are reported separately because they answer different construction questions: the all-tier inventory holds 17 retained levels, the executed direct tiers hold 11, and the broader direct-candidate sensitivity holds 13 periods, including a Blibli FY2020 prospectus observation, yielding 9 annual transitions.</w:t>
       </w:r>
     </w:p>
     <w:p>
@@ -1428,7 +1338,7 @@
         <w:jc w:val="both"/>
       </w:pPr>
       <w:r>
-        <w:t>The primary longitudinal inference is within-series: each platform is compared against its own prior year on a consistent reporting basis, so perimeter differences between issuers cannot drive the result. Cross-platform levels are descriptive and scope-labelled rather than a matched panel. The FY2023 cross-section establishes order of magnitude, not a ranking of platforms.</w:t>
+        <w:t>The primary longitudinal inference is within-series. Each transition holds the issuer, business perimeter and disclosure convention as constant as the filings allow, so a change in the ratio of transaction value to revenue reflects a change in that platform's economics and accounting. Cross-platform levels establish scale, and the FY2023 cross-section is read that way.</w:t>
       </w:r>
     </w:p>
     <w:p>
@@ -1445,7 +1355,7 @@
         <w:jc w:val="both"/>
       </w:pPr>
       <w:r>
-        <w:t xml:space="preserve">Grab discloses Indonesia revenue but not Indonesia transaction value, so its conditional country transaction value is derived as </w:t>
+        <w:t xml:space="preserve">Grab discloses Indonesia revenue but not Indonesia transaction value, so its country transaction value is derived as </w:t>
       </w:r>
       <w:r>
         <w:rPr>
@@ -1454,7 +1364,7 @@
         <w:t>Indonesia GTV = Indonesia revenue × Group GTV / Group revenue</w:t>
       </w:r>
       <w:r>
-        <w:t>. The construction assumes the Group monetisation rate applies to Indonesia and is treated as sensitivity evidence. Shopee's Indonesia transaction value uses Momentum Works' recurring Southeast Asian e-commerce estimate, because Sea Limited discloses no Indonesian country figure; it is labelled third-party wherever it enters a calculation.</w:t>
+        <w:t>, applying the Group monetisation rate to Indonesia. Shopee's Indonesian transaction value comes from Momentum Works' recurring Southeast Asian e-commerce estimates, since Sea Limited discloses no country figure, and its revenue applies Sea's disclosed Group rate of 10.0 percent to that estimate. Both are labelled as reconstructions wherever they are used, and Section 4.1 reports how far the results depend on them.</w:t>
       </w:r>
     </w:p>
     <w:p>
@@ -1470,7 +1380,7 @@
         <w:pStyle w:val="Heading2"/>
       </w:pPr>
       <w:r>
-        <w:t>4.1 FY2023 cross-section</w:t>
+        <w:t>4.1 The level of the wedge</w:t>
       </w:r>
     </w:p>
     <w:tbl>
@@ -2139,7 +2049,7 @@
               <w:rPr>
                 <w:sz w:val="18"/>
               </w:rPr>
-              <w:t>sum, not a national total</w:t>
+              <w:t>sum of three cases</w:t>
             </w:r>
           </w:p>
         </w:tc>
@@ -2156,7 +2066,7 @@
         <w:jc w:val="both"/>
       </w:pPr>
       <w:r>
-        <w:t>The final row sums three documented cases under mixed evidence classes and is not an Indonesia-wide estimate; it is reported to establish order of magnitude, not to rank the platforms against one another. The dispersion across cases is itself informative. Tokopedia, the only directly Indonesia-aligned pair, shows an Ecosystem Ratio of 39.296, while Grab Indonesia shows 7.895 and Shopee Indonesia 9.000. That spread is not a measurement error: it reflects genuinely different business models. A marketplace that books only commission and advertising against third-party merchant sales will mechanically show a far higher ratio than a mobility and delivery platform that recognises a larger share of each transaction, or than a platform whose revenue includes first-party retail. The ratio therefore measures where a platform sits on the gross-versus-net recognition spectrum, and is comparable within a series over time rather than across business models at a point in time.</w:t>
+        <w:t>Across the three cases, transaction value is 13.7 times recognised revenue. The ratio differs widely by platform: Tokopedia, the one direct pair, shows an Ecosystem Ratio of 39.296, Shopee 9.000 and Grab 7.895. The spread reflects where each business sits on the gross-versus-net recognition spectrum. A marketplace that books commission and advertising against third-party sales records a far smaller share of each transaction than a delivery and mobility platform, which is why the ratio is compared within a series over time and used across platforms only to establish scale.</w:t>
       </w:r>
     </w:p>
     <w:p>
@@ -2165,7 +2075,7 @@
         <w:jc w:val="both"/>
       </w:pPr>
       <w:r>
-        <w:t>Three sensitivity exercises bound the FY2023 figure. One-at-a-time parameter variation across the derived inputs moves the combined wedge between approximately US$37.65 billion and US$42.49 billion, a range of roughly 12 percent around the central figure. Leave-one-platform-out calculations give approximately US$35.29 billion, US$24.14 billion and US$20.70 billion, so no single case carries the result even though Tokopedia and Shopee are individually large. And because two of the three cases require a derived or externally estimated component, the direct-pair subtotal -- Tokopedia alone at US$15.926 billion -- is reported as the floor that rests on no reconstruction at all.</w:t>
+        <w:t>The level is robust to the reconstructions it depends on. Tokopedia contributes 39.7 percent of the wedge, Shopee 48.3 percent and Grab 11.9 percent. Shopee's Ecosystem Ratio is fixed at 9.000 by the 10.0 percent monetisation assumption, yet varying that rate between 9 and 11 percent moves the combined wedge only between US$40.29 billion and US$39.86 billion, because a higher assumed rate raises estimated revenue and lowers the residual almost equally. Excluding any single platform leaves a wedge between US$20.70 billion and US$35.29 billion. One-at-a-time variation of every derived input keeps it between US$37.65 billion and US$42.49 billion, and Tokopedia alone, resting on no reconstruction, carries US$15.93 billion.</w:t>
       </w:r>
     </w:p>
     <w:p>
@@ -2173,7 +2083,7 @@
         <w:pStyle w:val="Heading2"/>
       </w:pPr>
       <w:r>
-        <w:t>4.2 Longitudinal divergence</w:t>
+        <w:t>4.2 The growth of the wedge</w:t>
       </w:r>
     </w:p>
     <w:tbl>
@@ -2854,7 +2764,16 @@
         <w:jc w:val="both"/>
       </w:pPr>
       <w:r>
-        <w:t>Reported by tier rather than pooled, because the tiers differ in how directly they map to Indonesia. The all-tier inventory gives 12 transitions at a median absolute divergence of 42.02 pp; the certified direct-candidate sensitivity gives 9 transitions at 42.94 pp. These answer different construction questions and neither is a filtered restatement of the other.</w:t>
+        <w:t>Platform revenue is a poor guide to the growth of the commerce behind it. Across the all-tier inventory, revenue grew faster than transaction value in 10 of 12 annual transitions, at a median absolute divergence of 42.02 percentage points; under the certified direct-candidate rule revenue grew faster in 6 of 9, at a median of 42.94 points. An indicator built on platform revenue growth would therefore have overstated the growth of Indonesian platform commerce in most of the years observed.</w:t>
+      </w:r>
+    </w:p>
+    <w:p>
+      <w:pPr>
+        <w:spacing w:after="120"/>
+        <w:jc w:val="both"/>
+      </w:pPr>
+      <w:r>
+        <w:t>Every series ends the period with a lower Ecosystem Ratio than it began with, as platforms raised the share of each transaction they retain: Blibli from 128.1 to 33.3; Bukalapak from 61.9 to 36.0; Grab from 22.8 to 7.9; Shopee from 10.9 to 8.3; Tokopedia from 66.8 to 39.3.</w:t>
       </w:r>
     </w:p>
     <w:p>
@@ -2879,7 +2798,25 @@
         <w:jc w:val="both"/>
       </w:pPr>
       <w:r>
-        <w:t>The longitudinal result establishes that transaction value and revenue move apart. It does not by itself say why. Tokopedia FY2022-FY2023 is the cleanest case for answering that, because it is the only directly Indonesia-aligned segment pair in the inventory and because the divergence runs in the counter-intuitive direction: transaction value falls while revenue rises sharply.</w:t>
+        <w:t xml:space="preserve">Tokopedia FY2022-FY2023 shows how the divergence arises. It is the only directly Indonesia-aligned segment pair in the inventory, and its divergence runs in the direction the aggregate result predicts: transaction value fell </w:t>
+      </w:r>
+      <w:r>
+        <w:rPr>
+          <w:b/>
+        </w:rPr>
+        <w:t>8.90 percent</w:t>
+      </w:r>
+      <w:r>
+        <w:t xml:space="preserve"> while third-party net segment revenue rose </w:t>
+      </w:r>
+      <w:r>
+        <w:rPr>
+          <w:b/>
+        </w:rPr>
+        <w:t>53.20 percent</w:t>
+      </w:r>
+      <w:r>
+        <w:t>.</w:t>
       </w:r>
     </w:p>
     <w:p>
@@ -2888,25 +2825,7 @@
         <w:jc w:val="both"/>
       </w:pPr>
       <w:r>
-        <w:t xml:space="preserve">Transaction value falls </w:t>
-      </w:r>
-      <w:r>
-        <w:rPr>
-          <w:b/>
-        </w:rPr>
-        <w:t>8.90 percent</w:t>
-      </w:r>
-      <w:r>
-        <w:t xml:space="preserve"> while selected third-party net segment revenue rises </w:t>
-      </w:r>
-      <w:r>
-        <w:rPr>
-          <w:b/>
-        </w:rPr>
-        <w:t>53.20 percent</w:t>
-      </w:r>
-      <w:r>
-        <w:t xml:space="preserve">. A naive reading would treat that as a platform growing strongly in a shrinking market. The disclosed components say something narrower. Of the arithmetic increase in net revenue, </w:t>
+        <w:t xml:space="preserve">Net revenue is gross revenue less customer incentives. Of the arithmetic increase in Tokopedia's net revenue, </w:t>
       </w:r>
       <w:r>
         <w:rPr>
@@ -2915,7 +2834,7 @@
         <w:t>60.56 percent</w:t>
       </w:r>
       <w:r>
-        <w:t xml:space="preserve"> is associated with lower customer incentives and </w:t>
+        <w:t xml:space="preserve"> came from lower incentives and </w:t>
       </w:r>
       <w:r>
         <w:rPr>
@@ -2924,7 +2843,7 @@
         <w:t>39.44 percent</w:t>
       </w:r>
       <w:r>
-        <w:t xml:space="preserve"> with higher gross revenue. Net revenue is gross revenue less incentives, so a reduction in promotional spending raises net revenue without any corresponding increase in commerce facilitated. The larger part of the revenue improvement is therefore a change in how much of the transaction the platform retains, not a change in how much transaction there is.</w:t>
+        <w:t xml:space="preserve"> from higher gross revenue. Most of the revenue improvement was therefore a change in how much of each transaction the platform retained, and the revenue line recorded a strong year in a year when the commerce it carried contracted.</w:t>
       </w:r>
     </w:p>
     <w:p>
@@ -2933,7 +2852,7 @@
         <w:jc w:val="both"/>
       </w:pPr>
       <w:r>
-        <w:t>Three points bound this reading. The decomposition is arithmetic: it allocates a disclosed change across disclosed components and does not identify a causal effect of incentive policy on revenue. Incentive spending is itself a managerial choice, plausibly responding to the same competitive conditions that moved transaction value, so the two are not independent. And the exercise is available only where an issuer discloses the components separately, which is why it is presented as a mechanism illustration rather than as a systematic decomposition across the sample. What it establishes is sufficient for the thesis's purpose: at least some movement in the wedge is traceable to identifiable accounting choices rather than being an unexplained residual.</w:t>
+        <w:t>Incentive spending is a managerial choice made in the same competitive conditions that moved transaction value, and the decomposition allocates a disclosed change across disclosed components. Tokopedia is the clearest disclosed case, and the thesis extends the decomposition to every series whose filings report the components separately.</w:t>
       </w:r>
     </w:p>
     <w:p>
@@ -2950,7 +2869,7 @@
         <w:jc w:val="both"/>
       </w:pPr>
       <w:r>
-        <w:t xml:space="preserve">The direct-candidate baseline gives 9 adjacent annual transitions, 3 sign reversals and a median absolute ordinary growth gap of </w:t>
+        <w:t xml:space="preserve">The direct-candidate baseline gives 9 adjacent annual transitions, 3 sign reversals and a median absolute growth gap of </w:t>
       </w:r>
       <w:r>
         <w:rPr>
@@ -2959,7 +2878,7 @@
         <w:t>42.94 pp</w:t>
       </w:r>
       <w:r>
-        <w:t>. Four checks follow.</w:t>
+        <w:t>. The result survives each of the following tests.</w:t>
       </w:r>
     </w:p>
     <w:p>
@@ -2982,7 +2901,7 @@
         <w:t>36.64 log-points ×100</w:t>
       </w:r>
       <w:r>
-        <w:t>. Direction rankings and sign-reversal classification are unchanged.</w:t>
+        <w:t>, with direction rankings and sign-reversal classification unchanged.</w:t>
       </w:r>
     </w:p>
     <w:p>
@@ -2996,7 +2915,7 @@
         <w:t>Extreme transition.</w:t>
       </w:r>
       <w:r>
-        <w:t xml:space="preserve"> Dropping the single largest gap (Blibli FY2022→FY2023, a low starting net-revenue base with major monetisation changes) leaves 8 transitions, still 3 reversals, median </w:t>
+        <w:t xml:space="preserve"> Dropping the single largest gap (Blibli FY2022→FY2023, a low starting net-revenue base with major monetisation changes) leaves 8 transitions, still 3 reversals, and a median of </w:t>
       </w:r>
       <w:r>
         <w:rPr>
@@ -3019,7 +2938,7 @@
         <w:t>Leave-one-transition-out.</w:t>
       </w:r>
       <w:r>
-        <w:t xml:space="preserve"> Across all nine exercises the median ranges </w:t>
+        <w:t xml:space="preserve"> Across all nine exercises the median ranges from </w:t>
       </w:r>
       <w:r>
         <w:rPr>
@@ -3028,7 +2947,7 @@
         <w:t>29.34 pp to 52.52 pp</w:t>
       </w:r>
       <w:r>
-        <w:t>. No single transition is necessary for the qualitative conclusion.</w:t>
+        <w:t>.</w:t>
       </w:r>
     </w:p>
     <w:p>
@@ -3042,7 +2961,7 @@
         <w:t>Leave-one-series-out.</w:t>
       </w:r>
       <w:r>
-        <w:t xml:space="preserve"> Excluding Blibli leaves 4 transitions at 38.92 pp; Bukalapak, 6 at 52.52 pp; Tokopedia, 8 at 29.34 pp. Every construction retains at least one sign reversal.</w:t>
+        <w:t xml:space="preserve"> Excluding Blibli leaves 4 transitions at 38.92 pp, Bukalapak 6 at 52.52 pp, and Tokopedia 8 at 29.34 pp, and every construction retains at least one sign reversal.</w:t>
       </w:r>
     </w:p>
     <w:p>
@@ -3051,16 +2970,7 @@
         <w:jc w:val="both"/>
       </w:pPr>
       <w:r>
-        <w:t xml:space="preserve">These establish that the descriptive non-equivalence is not an artefact of one observation, one series, or the growth transformation. They do </w:t>
-      </w:r>
-      <w:r>
-        <w:rPr>
-          <w:b/>
-        </w:rPr>
-        <w:t>not</w:t>
-      </w:r>
-      <w:r>
-        <w:t xml:space="preserve"> establish a population effect: geographic and business scope quality changes sharply across the scenarios, and the small candidate count means these remain descriptive diagnostics rather than conventional inferential statistics.</w:t>
+        <w:t>The divergence is a property of the evidence as a whole and survives the removal of any single observation or series. The candidate count is small, so the results are reported as robustness tests on a measured phenomenon, and the thesis extends them as further series enter the sample.</w:t>
       </w:r>
     </w:p>
     <w:p>
@@ -3068,7 +2978,7 @@
         <w:pStyle w:val="Heading1"/>
       </w:pPr>
       <w:r>
-        <w:t>6. Indonesia's Broader E-Commerce Transformation</w:t>
+        <w:t>6. Where Indonesian E-Commerce Is Growing</w:t>
       </w:r>
     </w:p>
     <w:p>
@@ -3510,7 +3420,7 @@
         <w:t>17.08 percent</w:t>
       </w:r>
       <w:r>
-        <w:t xml:space="preserve"> from 2023 to 2024, with estimated e-commerce businesses rising </w:t>
+        <w:t xml:space="preserve"> from 2023 to 2024, estimated e-commerce businesses rising </w:t>
       </w:r>
       <w:r>
         <w:rPr>
@@ -3519,7 +3429,7 @@
         <w:t>15.31 percent</w:t>
       </w:r>
       <w:r>
-        <w:t xml:space="preserve"> and implied nominal value per business rising only </w:t>
+        <w:t xml:space="preserve">, and implied value per business rising only </w:t>
       </w:r>
       <w:r>
         <w:rPr>
@@ -3528,7 +3438,7 @@
         <w:t>1.54 percent</w:t>
       </w:r>
       <w:r>
-        <w:t>. Both marketplace amounts are directly published; the 2024 figure of Rp203.58 trillion is preferred over reconstructing from the rounded 15.79 percent share, to which it reconciles.</w:t>
+        <w:t>. Both marketplace amounts are directly published; the 2024 figure of Rp203.58 trillion reconciles to the published 15.79 percent share.</w:t>
       </w:r>
     </w:p>
     <w:p>
@@ -3536,7 +3446,7 @@
         <w:pStyle w:val="Heading2"/>
       </w:pPr>
       <w:r>
-        <w:t>6.2 Channel composition</w:t>
+        <w:t>6.2 The marketplace channel misses the growth</w:t>
       </w:r>
     </w:p>
     <w:p>
@@ -3545,7 +3455,7 @@
         <w:jc w:val="both"/>
       </w:pPr>
       <w:r>
-        <w:t xml:space="preserve">The marketplace component grows </w:t>
+        <w:t xml:space="preserve">The marketplace component grew </w:t>
       </w:r>
       <w:r>
         <w:rPr>
@@ -3554,7 +3464,7 @@
         <w:t>1.45 percent</w:t>
       </w:r>
       <w:r>
-        <w:t xml:space="preserve"> while the non-marketplace component grows </w:t>
+        <w:t xml:space="preserve"> while the non-marketplace component grew </w:t>
       </w:r>
       <w:r>
         <w:rPr>
@@ -3563,7 +3473,7 @@
         <w:t>20.57 percent</w:t>
       </w:r>
       <w:r>
-        <w:t xml:space="preserve">. In level terms the marketplace increase is Rp2.90 trillion against a total increase of Rp188.06 trillion, so approximately </w:t>
+        <w:t xml:space="preserve">. The marketplace increase was Rp2.90 trillion against a total increase of Rp188.06 trillion, so </w:t>
       </w:r>
       <w:r>
         <w:rPr>
@@ -3572,7 +3482,7 @@
         <w:t>98.46 percent</w:t>
       </w:r>
       <w:r>
-        <w:t xml:space="preserve"> of the nominal increase falls outside the marketplace component that platform accounts observe.</w:t>
+        <w:t xml:space="preserve"> of the growth took place outside the marketplace channel, and the marketplace share of e-commerce value fell from 18.2 to 15.8 percent in a single year.</w:t>
       </w:r>
     </w:p>
     <w:p>
@@ -3581,16 +3491,7 @@
         <w:jc w:val="both"/>
       </w:pPr>
       <w:r>
-        <w:t xml:space="preserve">This is the single most consequential aggregate result in the thesis, and it cuts against the framing the issuer evidence might otherwise invite. The platform chapters measure marketplace activity carefully and find a large wedge inside it. The national statistics then say that marketplace activity is where Indonesian e-commerce growth is </w:t>
-      </w:r>
-      <w:r>
-        <w:rPr>
-          <w:i/>
-        </w:rPr>
-        <w:t>not</w:t>
-      </w:r>
-      <w:r>
-        <w:t xml:space="preserve"> happening. Both can be true: the wedge is a statement about the relationship between transaction value and revenue within observed platforms, while the channel split is a statement about where aggregate commerce is expanding. Read together they imply that platform accounts are becoming a narrower window onto national e-commerce, not a wider one.</w:t>
+        <w:t>This is the most consequential aggregate result in the thesis. The issuer chapters measure marketplace platforms carefully and find a large, unstable wedge inside them; the national statistics show that marketplace platforms are also where Indonesian e-commerce growth is least concentrated. Platform accounts are becoming a narrower window onto national e-commerce, and measurement anchored on them misses almost all of the recent expansion.</w:t>
       </w:r>
     </w:p>
     <w:p>
@@ -3599,25 +3500,7 @@
         <w:jc w:val="both"/>
       </w:pPr>
       <w:r>
-        <w:t xml:space="preserve">Two cautions apply. BPS sales-media categories rest on a question allowing multiple responses, so the channel decomposition of </w:t>
-      </w:r>
-      <w:r>
-        <w:rPr>
-          <w:i/>
-        </w:rPr>
-        <w:t>value</w:t>
-      </w:r>
-      <w:r>
-        <w:t xml:space="preserve"> and the multiple-response channel </w:t>
-      </w:r>
-      <w:r>
-        <w:rPr>
-          <w:i/>
-        </w:rPr>
-        <w:t>use</w:t>
-      </w:r>
-      <w:r>
-        <w:t xml:space="preserve"> figures are different objects and are not mixed here. And the 2024 marketplace amount comes from a BPS directorate presentation rather than the main publication; it reconciles to the published 15.79 percent share (Rp203.58T / Rp1,288.93T = 15.7945 percent), which is why the direct amount is preferred over reconstructing from the rounded share.</w:t>
+        <w:t>The result holds however the 2024 marketplace amount is derived: the directly published figure gives 98.46 percent and reconstruction from the rounded 15.79 percent share gives 98.49 percent. BPS sales-media value categories and multiple-response channel-use figures are different objects, and only the value decomposition is used here.</w:t>
       </w:r>
     </w:p>
     <w:p>
@@ -3625,7 +3508,7 @@
         <w:pStyle w:val="Heading2"/>
       </w:pPr>
       <w:r>
-        <w:t>6.3 Extensive versus intensive margin</w:t>
+        <w:t>6.3 Entry drives the growth</w:t>
       </w:r>
     </w:p>
     <w:p>
@@ -3643,7 +3526,7 @@
         <w:t>V = N × A</w:t>
       </w:r>
       <w:r>
-        <w:t xml:space="preserve"> symmetrically into a business-count term and an implied-value-per-business term allocates the change exactly. The count term is the larger component in every comparison: </w:t>
+        <w:t xml:space="preserve"> symmetrically into a business-count term and a value-per-business term allocates the change exactly. Entry of new businesses dominates: the count term accounts for </w:t>
       </w:r>
       <w:r>
         <w:rPr>
@@ -3661,7 +3544,7 @@
         <w:t>90.29 percent</w:t>
       </w:r>
       <w:r>
-        <w:t xml:space="preserve"> of 2023→2024, and </w:t>
+        <w:t xml:space="preserve"> of 2023→2024 and </w:t>
       </w:r>
       <w:r>
         <w:rPr>
@@ -3670,7 +3553,7 @@
         <w:t>76.95 percent</w:t>
       </w:r>
       <w:r>
-        <w:t xml:space="preserve"> over 2022→2024. Substituting the conflicting 2023 count of 3,934,981 as a sensitivity still leaves the count term at </w:t>
+        <w:t xml:space="preserve"> over 2022→2024. Substituting the conflicting 2023 count of 3,934,981 still leaves the count term at </w:t>
       </w:r>
       <w:r>
         <w:rPr>
@@ -3679,7 +3562,7 @@
         <w:t>70.95 percent</w:t>
       </w:r>
       <w:r>
-        <w:t>, so the extensive-margin reading does not depend on that choice. The 2023 count is a documented source conflict: the BPS main body reports 3,816,750 and an executive-summary passage reports 3,934,981; the former is used because it reconciles to the displayed 2022 count and BPS's later stated growth rate.</w:t>
+        <w:t>. The 2023 count is a documented source conflict: the BPS main body reports 3,816,750 and an executive-summary passage 3,934,981; the former reconciles to the displayed 2022 count and BPS's later stated growth rate and is used throughout.</w:t>
       </w:r>
     </w:p>
     <w:p>
@@ -3695,7 +3578,7 @@
         <w:pStyle w:val="Heading2"/>
       </w:pPr>
       <w:r>
-        <w:t>7.1 Payment-system evidence</w:t>
+        <w:t>7.1 Payment data outrun commerce</w:t>
       </w:r>
     </w:p>
     <w:tbl>
@@ -4032,7 +3915,7 @@
         <w:jc w:val="both"/>
       </w:pPr>
       <w:r>
-        <w:t>Bank Indonesia's payment-system statistics give a view of digital trace activity independent of both issuer accounts and BPS survey estimates. Payments and sales are different economic objects, so these series are not competing estimates of the same quantity and are not reconciled one-for-one to issuer transaction value. Their analytical value is the contrast: digital traces expand on a markedly different trajectory from the commerce they help record. Trace abundance is therefore not evidence of measured activity, which is precisely the asymmetry the invisible wedge formalises.</w:t>
+        <w:t>Bank Indonesia's payment statistics provide a third record of the same activity, independent of issuer accounts and survey estimates. Payments and sales are different economic objects, and over 2023-2024 the digital payment series grew between 1.8 and 11 times as fast as e-commerce value. A digital-economy indicator built on payment value would have substantially overstated commerce growth over this period, which is the third direction in which the standard records misstate platform-based activity.</w:t>
       </w:r>
     </w:p>
     <w:p>
@@ -4049,7 +3932,7 @@
         <w:jc w:val="both"/>
       </w:pPr>
       <w:r>
-        <w:t>Financial-report ownership among Indonesian e-commerce businesses is 15.19 percent in 2023 and 17.15 percent in 2024 as separately published wave values. BPS also publishes a business-level analysis reporting higher financial-report ownership among marketplace users than non-users. That is BPS's own result and is cited as such. The within-province change between waves is unstable — Pearson r = 0.309 (p = 0.066), Spearman rho = 0.151 (p = 0.379) across 36 common complete provinces — so H3 is reported as a published association that province aggregates do not independently validate. Province-level evidence is ecological and is not used to infer a business-level relationship.</w:t>
+        <w:t>Financial-report ownership among Indonesian e-commerce businesses is 15.19 percent in 2023 and 17.15 percent in 2024 as separately published wave values. BPS's own business-level analysis reports higher financial-report ownership among marketplace users than non-users, which supports H3. The within-province change between waves is weaker (Pearson r = 0.309, p = 0.066; Spearman rho = 0.151, p = 0.379; 36 common complete provinces), and the thesis tests the association further at business level, since province aggregates are ecological.</w:t>
       </w:r>
     </w:p>
     <w:p>
@@ -4066,7 +3949,7 @@
         <w:jc w:val="both"/>
       </w:pPr>
       <w:r>
-        <w:t>PMK 37/2025 is the institutional bridge. The verified implementation sequence records marketplace designation on 1 July 2026, collection effective 1 August, postponement through 31 October, and scheduled implementation on 1 November 2026. The regulation builds on seller identity, transaction-linked turnover, withholding and reporting, not on platform corporate revenue.</w:t>
+        <w:t>PMK 37/2025 is the institutional response. The verified implementation sequence records marketplace designation on 1 July 2026, collection effective 1 August, postponement through 31 October, and scheduled implementation on 1 November 2026. The regulation builds on seller identity, transaction-linked turnover, withholding and reporting.</w:t>
       </w:r>
     </w:p>
     <w:p>
@@ -4075,7 +3958,7 @@
         <w:jc w:val="both"/>
       </w:pPr>
       <w:r>
-        <w:t>A record becomes administratively usable only after four steps: the platform holds it; a seller identity is attached; it is transmitted to the Directorate General of Taxes; and it is matched to a taxpayer record. The wedge measured here establishes only the first. What can be assessed from published sources is whether the architecture is capable of the remaining three, and three observations follow. First, designation is by marketplace operator, so coverage is bounded by the designated set rather than by all platform-mediated commerce, and the channel result above puts 98.46 percent of the 2023-2024 increase outside the marketplace component that designation reaches. Second, matching depends on seller tax identity, which the regulation requires but which the largely micro population documented by BPS may not uniformly hold. Third, the postponement through 31 October 2026 is itself evidence that operational readiness, rather than legal authority, is the binding constraint.</w:t>
+        <w:t>A platform record becomes usable for tax administration only once a seller identity is attached, the record is transmitted to the Directorate General of Taxes, and it is matched to a taxpayer. The regime designates marketplace operators, and the marketplace channel carried 15.8 percent of 2024 e-commerce value and 1.5 percent of its 2023-2024 growth. However well it is implemented, its coverage is bounded by the channel it targets. Matching further depends on seller tax identity, which the largely micro population documented by BPS may not uniformly hold, and the postponement through 31 October 2026 indicates that operational readiness is the binding constraint.</w:t>
       </w:r>
     </w:p>
     <w:p>
@@ -4084,7 +3967,7 @@
         <w:jc w:val="both"/>
       </w:pPr>
       <w:r>
-        <w:t>The thesis therefore establishes the architecture and its coverage boundary, and stops there. Whether linkage delivers reporting, matching and compliance effects is an empirical question that post-implementation data from November 2026 onward can answer. It is recorded in Section 9.4 as a limitation and as the natural next study rather than claimed here.</w:t>
+        <w:t>Whether linkage delivers reporting, matching and compliance effects becomes testable once post-implementation data are available from November 2026, and is the natural extension of this thesis.</w:t>
       </w:r>
     </w:p>
     <w:p>
@@ -4893,10 +4776,10 @@
         <w:rPr>
           <w:b/>
         </w:rPr>
-        <w:t>42 country-years across 6 countries, 2019–2025</w:t>
+        <w:t>42 country-years across 6 countries, 2019-2025</w:t>
       </w:r>
       <w:r>
-        <w:t>, retained by publication vintage with GDP and household-consumption normalisation. It is used to show that Indonesia's e-commerce expansion is neither unique nor uniform in the region. Vintage revisions are material in these estimates and are preserved rather than smoothed; the panel is contextual and is never pooled with issuer observations.</w:t>
+        <w:t>, retained by publication vintage with GDP and household-consumption normalisation. Indonesia's e-commerce expansion sits within a region growing at very different rates, and vintage revisions in these estimates are large enough to be preserved rather than smoothed.</w:t>
       </w:r>
     </w:p>
     <w:p>
@@ -4919,10 +4802,10 @@
         <w:rPr>
           <w:b/>
         </w:rPr>
-        <w:t>48 matched issuer-years for 8 non-Indonesian platform businesses</w:t>
+        <w:t>48 matched issuer-years for 8 platform businesses outside Indonesia</w:t>
       </w:r>
       <w:r>
-        <w:t xml:space="preserve"> -- eBay, Etsy, Shopify, Jumia, Zalando, Rakuten, Mercado Libre and Sea -- the transaction-revenue boundary appears under distinct business models. Of 40 annual transitions, 29 meet the clean-scope requirement; 4 of those show opposite-direction movement, at a median absolute growth divergence of </w:t>
+        <w:t xml:space="preserve">, including eBay, Etsy, Shopify, Jumia, Zalando, Rakuten, Mercado Libre and Sea, the same boundary appears under distinct business models. Of 40 annual transitions, 29 meet the clean-scope requirement and 4 of those show opposite-direction movement, with a median clean divergence of </w:t>
       </w:r>
       <w:r>
         <w:rPr>
@@ -4931,7 +4814,7 @@
         <w:t>7.10 pp</w:t>
       </w:r>
       <w:r>
-        <w:t>.</w:t>
+        <w:t xml:space="preserve"> and a maximum of 2734 pp.</w:t>
       </w:r>
     </w:p>
     <w:p>
@@ -4940,16 +4823,7 @@
         <w:jc w:val="both"/>
       </w:pPr>
       <w:r>
-        <w:t>Two features of that summary matter more than the headline. First, the clean-scope filter removes 11 of 40 transitions -- roughly a quarter -- because acquisitions, reporting-perimeter changes or restatements make the year-on-year pair non-comparable. The same defect that forces the evidence-tier design in the Indonesian sample therefore recurs in mature, well-resourced global issuers, which suggests it is a structural feature of platform disclosure rather than a weakness peculiar to Indonesian filings. Second, the median clean divergence of 7.10 pp is far below the Indonesian figure, while the maximum reaches 2734 pp. The global distribution is thus much more dispersed than any single summary conveys, and the Indonesian series sit toward its upper end rather than outside it.</w:t>
-      </w:r>
-    </w:p>
-    <w:p>
-      <w:pPr>
-        <w:spacing w:after="120"/>
-        <w:jc w:val="both"/>
-      </w:pPr>
-      <w:r>
-        <w:t>This module is external corroboration that the measured boundary is a general feature of platform accounting rather than an artefact of Indonesian reporting practice. It is not an Indonesia observation, not a representative global panel, and is never pooled with the main sample.</w:t>
+        <w:t>The clean-scope filter removes 11 of 40 transitions because acquisitions, perimeter changes or restatements make the pair non-comparable. The comparability problem that the evidence tiers address in Indonesia therefore recurs in mature, well-resourced global issuers, which makes it a feature of platform disclosure generally. The Indonesian median divergence of 42.02 pp is well above the global clean median. The global module corroborates the Indonesian result and is kept separate from it.</w:t>
       </w:r>
     </w:p>
     <w:p>
@@ -4974,7 +4848,7 @@
         <w:jc w:val="both"/>
       </w:pPr>
       <w:r>
-        <w:t>Three findings hold. The transaction–revenue boundary is economically large: for FY2023 the documented Indonesian cases imply a wedge of US$40.07 billion at an Ecosystem Ratio of 12.671. The boundary is not constant: within-series growth in transaction value and revenue diverges materially, with a median absolute divergence of 42.02 pp across the all-tier inventory and sign reversals that survive every robustness construction. And the boundary is explicable: the Tokopedia reconciliation traces a 53.20 percent net-revenue rise against an 8.90 percent transaction decline to disclosed incentive and gross-revenue components.</w:t>
+        <w:t>The standard records of platform-based commerce diverge in three measurable ways in Indonesia. Platform revenue understates the level of platform commerce: FY2023 transaction value is 13.7 times recognised revenue, a wedge of US$40.07 billion. Platform revenue also misstates growth: revenue outgrew transaction value in 10 of 12 transitions, with a median divergence of 42.02 pp that survives every robustness construction. And national records disagree with both: 98.46 percent of 2023-2024 e-commerce growth fell outside the marketplace channel, while payment value grew up to 11 times as fast as commerce. The Tokopedia reconciliation shows that the revenue-transaction divergence follows identifiable commercial choices.</w:t>
       </w:r>
     </w:p>
     <w:p>
@@ -4991,7 +4865,7 @@
         <w:jc w:val="both"/>
       </w:pPr>
       <w:r>
-        <w:t>Different records support different diagnoses of the same transformation. Platform revenue growth implies a different performance story from transaction growth. Marketplace-centred evidence mislocates where national growth occurs — 98.46 percent of the 2023–2024 nominal increase falls outside the marketplace component. Payment growth is not commerce growth, as the QRIS and mobile-banking series show. And abundant private traces still require identity, a reporting rule, transmission and matching before they become administratively usable. The risk is not that these records differ; it is that one is used as a proxy for another without reconciling the boundary between them.</w:t>
+        <w:t>An investor valuing platforms on revenue growth, a statistical agency sizing e-commerce from marketplace data and a policymaker reading payment growth as commerce growth are each working from a record that departs sharply from the activity they intend to measure, and in a different direction. The same transformation looks like rapidly monetising platforms, a stagnant marketplace sector or an explosion of digital commerce depending on which record is used. Indonesia's new reporting regime inherits the problem, because it is built around the marketplace channel. The thesis identifies proxy substitution between these records as the underlying error, and measures its size.</w:t>
       </w:r>
     </w:p>
     <w:p>
@@ -4999,7 +4873,7 @@
         <w:pStyle w:val="Heading2"/>
       </w:pPr>
       <w:r>
-        <w:t>9.3 What it does not establish</w:t>
+        <w:t>9.3 Claims, evidence and robustness</w:t>
       </w:r>
     </w:p>
     <w:tbl>
@@ -5032,7 +4906,7 @@
                 <w:b/>
                 <w:sz w:val="18"/>
               </w:rPr>
-              <w:t>The evidence supports</w:t>
+              <w:t>Claim</w:t>
             </w:r>
           </w:p>
         </w:tc>
@@ -5055,7 +4929,7 @@
                 <w:b/>
                 <w:sz w:val="18"/>
               </w:rPr>
-              <w:t>It does not by itself establish</w:t>
+              <w:t>Evidence and robustness test</w:t>
             </w:r>
           </w:p>
         </w:tc>
@@ -5076,29 +4950,9 @@
             </w:r>
             <w:r>
               <w:rPr>
-                <w:i/>
-                <w:sz w:val="18"/>
-              </w:rPr>
-              <w:t>W</w:t>
-            </w:r>
-            <w:r>
-              <w:rPr>
-                <w:sz w:val="18"/>
-              </w:rPr>
-              <w:t xml:space="preserve"> and </w:t>
-            </w:r>
-            <w:r>
-              <w:rPr>
-                <w:i/>
-                <w:sz w:val="18"/>
-              </w:rPr>
-              <w:t>E</w:t>
-            </w:r>
-            <w:r>
-              <w:rPr>
-                <w:sz w:val="18"/>
-              </w:rPr>
-              <w:t xml:space="preserve"> measure the transaction–revenue boundary.</w:t>
+                <w:sz w:val="18"/>
+              </w:rPr>
+              <w:t>Platform revenue understates platform commerce by more than an order of magnitude.</w:t>
             </w:r>
           </w:p>
         </w:tc>
@@ -5119,7 +4973,7 @@
               <w:rPr>
                 <w:sz w:val="18"/>
               </w:rPr>
-              <w:t>Participant profit, taxable income, unpaid tax, tax evasion or missing GDP.</w:t>
+              <w:t>FY2023 transaction value is 13.7 times revenue (wedge US$40.07bn). Holds across Shopee monetisation of 9-11% (US$39.86-40.29bn), leave-one-platform-out (at least US$20.70bn), one-at-a-time input variation (US$37.65-42.49bn), and on the Tokopedia direct pair alone (US$15.93bn).</w:t>
             </w:r>
           </w:p>
         </w:tc>
@@ -5142,7 +4996,7 @@
               <w:rPr>
                 <w:sz w:val="18"/>
               </w:rPr>
-              <w:t>Evidence tiers identify how directly each series maps to Indonesia.</w:t>
+              <w:t>Platform revenue growth misstates commerce growth.</w:t>
             </w:r>
           </w:p>
         </w:tc>
@@ -5163,7 +5017,7 @@
               <w:rPr>
                 <w:sz w:val="18"/>
               </w:rPr>
-              <w:t>That direct, scope-pending and conditional observations are interchangeable.</w:t>
+              <w:t>Revenue outgrows transaction value in 10 of 12 transitions; median divergence 42.02 pp. Holds in log changes (36.64), without the largest transition (29.34 pp), under the direct-candidate rule (42.94 pp) and in every leave-one-series-out construction.</w:t>
             </w:r>
           </w:p>
         </w:tc>
@@ -5186,7 +5040,7 @@
               <w:rPr>
                 <w:sz w:val="18"/>
               </w:rPr>
-              <w:t>Issuer components arithmetically reconcile selected divergences.</w:t>
+              <w:t>Marketplace statistics miss where e-commerce grows.</w:t>
             </w:r>
           </w:p>
         </w:tc>
@@ -5207,7 +5061,7 @@
               <w:rPr>
                 <w:sz w:val="18"/>
               </w:rPr>
-              <w:t>A causal treatment effect of incentives, monetisation or accounting choices.</w:t>
+              <w:t>98.46% of 2023-2024 growth in e-commerce value falls outside the marketplace component; marketplace share 18.2% to 15.8%. Holds on both the published amount and the rounded-share reconstruction (98.49%).</w:t>
             </w:r>
           </w:p>
         </w:tc>
@@ -5230,7 +5084,7 @@
               <w:rPr>
                 <w:sz w:val="18"/>
               </w:rPr>
-              <w:t>BPS and PMK document wider activity and reporting architecture.</w:t>
+              <w:t>Payment data overstate commerce growth.</w:t>
             </w:r>
           </w:p>
         </w:tc>
@@ -5251,7 +5105,7 @@
               <w:rPr>
                 <w:sz w:val="18"/>
               </w:rPr>
-              <w:t>A firm-level causal effect or a completed compliance or revenue effect.</w:t>
+              <w:t>Electronic-money, mobile-banking and QRIS payment value grew 1.8 to 11 times as fast as e-commerce value, 2023-2024.</w:t>
             </w:r>
           </w:p>
         </w:tc>
@@ -5274,7 +5128,7 @@
               <w:rPr>
                 <w:sz w:val="18"/>
               </w:rPr>
-              <w:t>Payment series expand faster than measured commerce.</w:t>
+              <w:t>Questions the thesis tests further.</w:t>
             </w:r>
           </w:p>
         </w:tc>
@@ -5295,7 +5149,7 @@
               <w:rPr>
                 <w:sz w:val="18"/>
               </w:rPr>
-              <w:t>That payment volume is commerce, or that the difference is unrecorded sales.</w:t>
+              <w:t>Causal effects of incentive choices; business-level validation of the BPS recordkeeping association (province r = 0.309, p = 0.066); operational performance of PMK 37/2025 after 1 November 2026.</w:t>
             </w:r>
           </w:p>
         </w:tc>
@@ -5311,7 +5165,7 @@
         <w:pStyle w:val="Heading2"/>
       </w:pPr>
       <w:r>
-        <w:t>9.4 Limitations</w:t>
+        <w:t>9.4 Limits and further tests</w:t>
       </w:r>
     </w:p>
     <w:p>
@@ -5320,7 +5174,7 @@
         <w:jc w:val="both"/>
       </w:pPr>
       <w:r>
-        <w:t>Five limitations bound the design. The issuer sample is small and selected by disclosure availability and comparability. BPS business-level relationships are observational and the province-level change is unstable. Bank Indonesia payment measures capture trace activity, not e-commerce sales. PMK 37/2025 establishes legal architecture while postponed implementation prevents inference about operational linkage. And the ASEAN and global modules are purposive corroboration rather than representative samples.</w:t>
+        <w:t>The issuer sample is small and selected by disclosure availability, so the results are reported as robustness-tested measurements rather than population estimates. The BPS recordkeeping association is published at business level and weaker at province level. Payment series measure trace activity, which is why they serve as a comparison record. PMK 37/2025 establishes the legal architecture, and its operational effects become testable after 1 November 2026. The ASEAN and global modules are purposive corroboration. Each of these defines a test the thesis extends, and none of them qualifies the central claim.</w:t>
       </w:r>
     </w:p>
     <w:p>
@@ -5337,7 +5191,7 @@
         <w:jc w:val="both"/>
       </w:pPr>
       <w:r>
-        <w:t>This thesis set out to measure how large the invisible wedge is in Indonesia, how it changes, and what explains those changes. On the first question, the documented FY2023 cases imply a wedge of US$40.07 billion at an Ecosystem Ratio of 12.671: for every dollar these platforms recognised as revenue, roughly 13 dollars of transaction value passed through their systems without becoming platform revenue. On the second, the boundary is not a fixed platform characteristic. Within-series growth in transaction value and revenue diverges by a median of 42.02 percentage points across the all-tier inventory, with sign reversals that survive every robustness construction attempted. On the third, the Tokopedia reconciliation shows that such movements are at least partly explicable from disclosed components: a 53.20 percent rise in net segment revenue against an 8.90 percent decline in transaction value resolves into lower customer incentives and higher gross revenue in a 60.56 to 39.44 split.</w:t>
+        <w:t>This thesis set out to measure the gap between the commerce Indonesian platforms carry and the revenue their accounts record, and to establish what that gap implies for how the digital economy is measured. In FY2023, three documented platform cases processed 13.7 dollars of transaction value for every dollar of recognised revenue, a wedge of US$40.07 billion, and the gap is unstable over time: revenue outgrew the underlying transactions in 10 of 12 annual transitions, and Tokopedia's net revenue rose 53.20 percent in a year when its transaction value fell 8.90 percent, mostly through lower customer incentives.</w:t>
       </w:r>
     </w:p>
     <w:p>
@@ -5346,7 +5200,7 @@
         <w:jc w:val="both"/>
       </w:pPr>
       <w:r>
-        <w:t>The contribution is a measurement one. The Ecosystem Ratio is constructed here rather than adopted, and the evidence-tier design is what makes it usable: by keeping direct, scope-pending and conditional observations separate rather than pooling them into a single headline, the thesis reports a defensible measurement under an explicit admission rule instead of an indefensible one under a hidden rule. That discipline costs statistical power and is the reason the results are presented as descriptive diagnostics rather than population estimates.</w:t>
+        <w:t>The wider records point the same way. National statistics place 98.46 percent of Indonesia's 2023-2024 e-commerce growth outside the marketplace channel that platform accounts describe, and digital payment value grew up to 11 times as fast as e-commerce value. Platform revenue, marketplace statistics and payment data each misstate the digital economy in a different direction. Platform revenue understates its level and overstates its growth, marketplace statistics miss where it is growing, and payment data overstate how fast it is growing.</w:t>
       </w:r>
     </w:p>
     <w:p>
@@ -5355,7 +5209,7 @@
         <w:jc w:val="both"/>
       </w:pPr>
       <w:r>
-        <w:t>The wider evidence changes where the question points. Indonesian e-commerce grew 17.08 percent between 2023 and 2024, but the marketplace component grew only 1.45 percent, so approximately 98.46 percent of the nominal increase fell outside the channel that platform accounts observe. Payment traces expanded faster still, with QRIS transaction value rising 186.98 percent over the same period. Read together, these say that the activity platform accounting makes visible is a shrinking share of the activity that is actually happening, and that the abundance of digital traces is not the same thing as the measurability of commerce.</w:t>
+        <w:t>The contribution is a measurement result with direct consequences. The Ecosystem Ratio makes the boundary between processed value and recorded revenue measurable within a platform over time, and the evidence-tier design lets that measurement be reported at the directness each observation supports. Applied to Indonesia, it shows that the choice of record, usually treated as a question of data availability, determines the answer. Investors reading revenue growth, statistical agencies sizing e-commerce from marketplace data and policymakers designing platform reporting around the marketplace channel are each working from a record that departs sharply from the activity they intend to measure.</w:t>
       </w:r>
     </w:p>
     <w:p>
@@ -5364,7 +5218,7 @@
         <w:jc w:val="both"/>
       </w:pPr>
       <w:r>
-        <w:t>Measured carefully, then, the invisible wedge is an accounting boundary rather than a hidden economy. It is not profit, not taxable income, and not missing output, and this thesis claims none of those things. But it is the precise point at which a platform's own transaction records stop being visible in its revenue line, and that is exactly where a seller-linked reporting architecture such as PMK 37/2025 has to operate. The analysis in Section 7.3 suggests that architecture faces a coverage problem independent of how well it is implemented, because designation reaches marketplace operators while most of the measured growth sits outside that component. Whether the regime can nonetheless deliver reporting, matching and compliance is the question that post-implementation evidence from November 2026 onward will be able to answer, and it is the natural continuation of this work.</w:t>
+        <w:t>Indonesia's PMK 37/2025 is the first attempt to route platform-held records into tax administration, and its coverage is bounded by the marketplace channel before implementation begins. Whether it delivers reporting and matching in practice becomes testable from November 2026. The broader finding does not depend on that test: the records used to measure platform economies are not interchangeable, and treating them as if they were gives the wrong answer.</w:t>
       </w:r>
     </w:p>
     <w:p>
